--- a/downloads/teacher/04 Units/Unit 04 - Environmental Design and Management - Spaces We Live In/Calendar 04.docx
+++ b/downloads/teacher/04 Units/Unit 04 - Environmental Design and Management - Spaces We Live In/Calendar 04.docx
@@ -242,7 +242,7 @@
               <w:t xml:space="preserve">Day 95: 4.4 Conserving Energy and Water: The Home Energy Audit, Day 1</w:t>
             </w:r>
             <w:r>
-              <w:t xml:space="preserve">Energy sources sorted renewable or not; what a watt and a kilowatt-hour are; the watt meter on a lamp, a charger, and a console on standby; phantom load; the audit checklist goes home for the weekend</w:t>
+              <w:t xml:space="preserve">Where a home’s energy and water go; phantom load and conservation defined; the bulb, LED, faucet, and thermostat math worked and then practiced in pairs; the audit checklist walked and tried on a described bedroom; five teams assigned five zones of the room</w:t>
             </w:r>
           </w:p>
         </w:tc>
@@ -272,7 +272,7 @@
               <w:t xml:space="preserve">Day 96: 4.4 The Home Energy Audit, Day 2</w:t>
             </w:r>
             <w:r>
-              <w:t xml:space="preserve">Audit results in the table; one change and one month of savings computed; the thermostat, insulation, and the heat pump slide; water: gallons per minute and the running toilet; the shower timer</w:t>
+              <w:t xml:space="preserve">The classroom audited by zone with the planted wastes revealed; the described apartment audited on the same checklist; the ten cheapest fixes ranked by yearly savings with payback for the three that cost money; the sample electric bill read</w:t>
             </w:r>
           </w:p>
         </w:tc>
@@ -289,7 +289,7 @@
               <w:t xml:space="preserve">Day 97: 4.5 Green Choices: Waste, Reuse, Materials</w:t>
             </w:r>
             <w:r>
-              <w:t xml:space="preserve">20 household items sorted reduce, reuse, recycle, compost, or trash; the carbon footprint in 20 words; a green material and a secondhand source for four furnishings; CHECK: Assessment 04.1 Home Safety and Conservation Quiz in the last 15 minutes</w:t>
+              <w:t xml:space="preserve">Twelve household items sorted reduce, reuse, recycle, or compost; the five green factors; the Greener Room Swap, eight wrong items swapped, classified, and priced free, cheap, or money; CHECK: Assessment 04.1 Home Safety and Conservation Quiz in the last 15 minutes</w:t>
             </w:r>
           </w:p>
         </w:tc>
@@ -308,15 +308,6 @@
             <w:r>
               <w:t xml:space="preserve">The eight elements found in a room photo and in the FACS room; the FACS room sketched rearranged with three elements labeled; the art teacher’s ten minutes if it lands here; the shoebox note goes home</w:t>
             </w:r>
-            <w:r>
-              <w:t xml:space="preserve"> </w:t>
-            </w:r>
-            <w:r>
-              <w:rPr>
-                <w:rStyle w:val="TeacherNote"/>
-              </w:rPr>
-              <w:t xml:space="preserve">[Sal: Lesson 4.14 says to send the shoebox note home in Lesson 4.6 so boxes arrive by day 110; day 98 is the day.]</w:t>
-            </w:r>
           </w:p>
         </w:tc>
         <w:tc>
@@ -350,15 +341,6 @@
             </w:r>
             <w:r>
               <w:t xml:space="preserve">Rhythm and proportion explained in two rooms; one room designed around a focal point; a clean break point follows</w:t>
-            </w:r>
-            <w:r>
-              <w:t xml:space="preserve"> </w:t>
-            </w:r>
-            <w:r>
-              <w:rPr>
-                <w:rStyle w:val="TeacherNote"/>
-              </w:rPr>
-              <w:t xml:space="preserve">[Sal: if a school break lands between days 100 and 101, buy the frosting after the break and send the allergy check home before it.]</w:t>
             </w:r>
           </w:p>
         </w:tc>
@@ -456,7 +438,7 @@
               <w:t xml:space="preserve">Day 105: 4.10 Floor Plan to Scale, Day 2</w:t>
             </w:r>
             <w:r>
-              <w:t xml:space="preserve">DO NOW (sketches 3 and 4 of 11); a bedroom drawn at 1/4 inch = 1 foot with the door swing right; zones labeled; the ten-minute CAD preview; CHECK: Assessment 04.2 Design Vocabulary Check in the last 12 minutes</w:t>
+              <w:t xml:space="preserve">DO NOW (sketches 3 and 4 of 11); a bedroom drawn at 1/4 inch = 1 foot with the door swing right; zones labeled; the four-minute CAD preview; CHECK: Assessment 04.2 Design Vocabulary Check in the last 12 minutes</w:t>
             </w:r>
           </w:p>
         </w:tc>
@@ -635,7 +617,7 @@
               <w:t xml:space="preserve">Day 114: 4.16 Careers in Housing, Interior Design, and Sustainability</w:t>
             </w:r>
             <w:r>
-              <w:t xml:space="preserve">The Okafor room from idea to move-in as a chain of thirteen people; the three paths; the thirteen career cards sorted by path and by workplace; three careers compared on the Project Chain sheet with pay marked [update]; the</w:t>
+              <w:t xml:space="preserve">The Okafor room from idea to move-in as a chain of thirteen people; the three paths; the thirteen career cards sorted by path and by workplace; three careers compared on the Project Chain sheet with pay to be refreshed before teaching; the</w:t>
             </w:r>
             <w:r>
               <w:t xml:space="preserve"> </w:t>
@@ -752,15 +734,6 @@
       </w:pPr>
       <w:r>
         <w:t xml:space="preserve">DO NOW days: 9 periods (days 104 to 112) carrying 11 sketches: two a day in Lesson 4.10 (sketches 1 to 4), then one a day from 4.11 through 4.14 (sketches 5 to 11, numbered on those lesson pages). Each is scored complete, partial, or missing as daily work; the stack is stapled in order, name on the first sheet, and turned in with the project on day 113. A team of two turns in two stacks.</w:t>
-      </w:r>
-      <w:r>
-        <w:t xml:space="preserve"> </w:t>
-      </w:r>
-      <w:r>
-        <w:rPr>
-          <w:rStyle w:val="TeacherNote"/>
-        </w:rPr>
-        <w:t xml:space="preserve">[Sal: if Lesson 4.10 lands with one sketch a day, the stack is nine and the numbers on 4.11 to 4.14 shift down by two.]</w:t>
       </w:r>
     </w:p>
     <w:p>
